--- a/backend/app/data/contracts/09a_სასერტიფიკაციო_ხელშეკრულება_სპეციალისტი.docx
+++ b/backend/app/data/contracts/09a_სასერტიფიკაციო_ხელშეკრულება_სპეციალისტი.docx
@@ -68,7 +68,6 @@
         <w:tc>
           <w:tcPr>
             <w:tcW w:type="dxa" w:w="2698"/>
-            <w:shd w:val="clear" w:color="auto" w:fill="F2F2F2"/>
             <w:vAlign w:val="center"/>
           </w:tcPr>
           <w:p>
@@ -118,7 +117,6 @@
         <w:tc>
           <w:tcPr>
             <w:tcW w:type="dxa" w:w="2698"/>
-            <w:shd w:val="clear" w:color="auto" w:fill="F2F2F2"/>
             <w:vAlign w:val="center"/>
           </w:tcPr>
           <w:p>
@@ -168,7 +166,6 @@
         <w:tc>
           <w:tcPr>
             <w:tcW w:type="dxa" w:w="2698"/>
-            <w:shd w:val="clear" w:color="auto" w:fill="F2F2F2"/>
             <w:vAlign w:val="center"/>
           </w:tcPr>
           <w:p>
@@ -218,7 +215,6 @@
         <w:tc>
           <w:tcPr>
             <w:tcW w:type="dxa" w:w="2698"/>
-            <w:shd w:val="clear" w:color="auto" w:fill="F2F2F2"/>
             <w:vAlign w:val="center"/>
           </w:tcPr>
           <w:p>

--- a/backend/app/data/contracts/09a_სასერტიფიკაციო_ხელშეკრულება_სპეციალისტი.docx
+++ b/backend/app/data/contracts/09a_სასერტიფიკაციო_ხელშეკრულება_სპეციალისტი.docx
@@ -329,7 +329,7 @@
           <w:color w:val="000000"/>
           <w:sz w:val="21"/>
         </w:rPr>
-        <w:t>იურიდიული მისამართი: საქართველო, თბილისი, საბურთალოს რაიონი, იოსებიძის ქუჩა, №69, ბინა №28</w:t>
+        <w:t>მისამართი (ოფისი და საგამოცდო ცენტრი): საქართველო, ქ. თბილისი, მირიან მეფის ქ. №98, მე-2 სართული, საოფისე ფართი №6</w:t>
       </w:r>
     </w:p>
     <w:p>

--- a/backend/app/data/contracts/09a_სასერტიფიკაციო_ხელშეკრულება_სპეციალისტი.docx
+++ b/backend/app/data/contracts/09a_სასერტიფიკაციო_ხელშეკრულება_სპეციალისტი.docx
@@ -661,47 +661,7 @@
           <w:color w:val="000000"/>
           <w:sz w:val="21"/>
         </w:rPr>
-        <w:t>. თუ პირმა სერტიფიკატი მიიღო გარდამავალი დებულებით — უმაღლესი არქიტექტურული განათლების მოთხოვნის გარეშე (</w:t>
-      </w:r>
-      <w:r>
-        <w:rPr>
-          <w:rFonts w:ascii="Sylfaen" w:hAnsi="Sylfaen" w:cs="Sylfaen" w:eastAsia="Sylfaen"/>
-          <w:b/>
-          <w:i w:val="0"/>
-          <w:color w:val="000000"/>
-          <w:sz w:val="21"/>
-        </w:rPr>
-        <w:t>GIPC-SCH-001</w:t>
-      </w:r>
-      <w:r>
-        <w:rPr>
-          <w:rFonts w:ascii="Sylfaen" w:hAnsi="Sylfaen" w:cs="Sylfaen" w:eastAsia="Sylfaen"/>
-          <w:b w:val="0"/>
-          <w:i w:val="0"/>
-          <w:color w:val="000000"/>
-          <w:sz w:val="21"/>
-        </w:rPr>
-        <w:t xml:space="preserve">, §2.5) — სერტიფიკატი მოქმედებს </w:t>
-      </w:r>
-      <w:r>
-        <w:rPr>
-          <w:rFonts w:ascii="Sylfaen" w:hAnsi="Sylfaen" w:cs="Sylfaen" w:eastAsia="Sylfaen"/>
-          <w:b/>
-          <w:i w:val="0"/>
-          <w:color w:val="000000"/>
-          <w:sz w:val="21"/>
-        </w:rPr>
-        <w:t>2029 წლის 1 იანვრამდე</w:t>
-      </w:r>
-      <w:r>
-        <w:rPr>
-          <w:rFonts w:ascii="Sylfaen" w:hAnsi="Sylfaen" w:cs="Sylfaen" w:eastAsia="Sylfaen"/>
-          <w:b w:val="0"/>
-          <w:i w:val="0"/>
-          <w:color w:val="000000"/>
-          <w:sz w:val="21"/>
-        </w:rPr>
-        <w:t>. სერტიფიკატის მოქმედების ზუსტი ვადა და დასრულების თარიღი მიეთითება თავად სერტიფიკატსა და სერტიფიცირებულ პირთა საჯარო რეესტრში.</w:t>
+        <w:t xml:space="preserve"> (საქართველოს მთავრობის 2024 წლის 10 აპრილის №134 დადგენილებით დამტკიცებული წესის მე-2 მუხლის მე-3 პუნქტი). სერტიფიკატის მოქმედების ზუსტი ვადა და დასრულების თარიღი მიეთითება თავად სერტიფიკატსა და სერტიფიცირებულ პირთა საჯარო რეესტრში.</w:t>
       </w:r>
     </w:p>
     <w:p>
@@ -757,7 +717,7 @@
           <w:color w:val="000000"/>
           <w:sz w:val="21"/>
         </w:rPr>
-        <w:t xml:space="preserve"> (აღნიშნული საფასური თანაბრად ვრცელდება როგორც სტანდარტული, ისე გარდამავალი პირობებით გაცემულ სერტიფიკატზე). სერტიფიკატის გაცემის შემდეგ გადახდილი სერტიფიკაციის საფასური (3 000 ლარი) უკან დაბრუნებას არ ექვემდებარება (მათ შორის, სერტიფიკატის მოქმედების შეჩერების, გაუქმების ან კატეგორიის ცვლილების შემთხვევაში).</w:t>
+        <w:t>. სერტიფიკატის გაცემის შემდეგ გადახდილი სერტიფიკაციის საფასური (3 000 ლარი) უკან დაბრუნებას არ ექვემდებარება (მათ შორის, სერტიფიკატის მოქმედების შეჩერების, გაუქმების ან კატეგორიის ცვლილების შემთხვევაში).</w:t>
       </w:r>
     </w:p>
     <w:p>
@@ -901,7 +861,7 @@
           <w:color w:val="000000"/>
           <w:sz w:val="21"/>
         </w:rPr>
-        <w:t>შენიშვნა: საქართველოს მთავრობის 2024 წლის 10 აპრილის №134 დადგენილებით დამტკიცებული წესის მე-7 მუხლის შესაბამისად, სერტიფიცირების სავალდებულო წესი არ ვრცელდება V კლასის (განსაკუთრებული მნიშვნელობის) შენობა-ნაგებობებსა და კულტურული მემკვიდრეობის ძეგლებზე.</w:t>
+        <w:t>შენიშვნა: სერტიფიცირების სავალდებულო მოთხოვნიდან გამონაკლისები — მათ შორის, V კლასის (განსაკუთრებული მნიშვნელობის) შენობა-ნაგებობებსა და კულტურული მემკვიდრეობის უძრავ ძეგლებზე (დადგენილების მე-7 მუხლი), საერთაშორისო საფინანსო ინსტიტუტების მიერ დაფინანსებულ პროექტებსა და ევროკავშირის/OECD-ის წევრ ქვეყნებში ავტორიზებულ პირებზე (დადგენილების მე-3 მუხლი), აგრეთვე 2026 წლის 1 სექტემბრამდე შეთანხმებული პროექტების კორექტირებაზე (დადგენილების მე-6 მუხლი) — განისაზღვრება საქართველოს მთავრობის 2024 წლის 10 აპრილის №134 დადგენილებითა და მოქმედი კანონმდებლობით.</w:t>
       </w:r>
     </w:p>
     <w:p>
